--- a/docs/HR_Payroll_Time_Punches_Documentation.docx
+++ b/docs/HR_Payroll_Time_Punches_Documentation.docx
@@ -86,6 +86,11 @@
     </w:p>
     <w:p>
       <w:r>
+        <w:t xml:space="preserve">- Links each new punch to the EOM (End of Month) covering its date, resolved the same way and at the same time (section 9).</w:t>
+      </w:r>
+    </w:p>
+    <w:p>
+      <w:r>
         <w:t xml:space="preserve">- Appends a timestamped summary to Notes and sets the status fields.</w:t>
       </w:r>
     </w:p>
@@ -204,6 +209,11 @@
       </w:r>
     </w:p>
     <w:p>
+      <w:r>
+        <w:t xml:space="preserve">- AIRTABLE_PAYROLL_PERIODS_TABLE_ID (tbl9qw4kqw0BY0DyJ), AIRTABLE_EOM_TABLE_ID (tbl3UMRShm59z41JL)</w:t>
+      </w:r>
+    </w:p>
+    <w:p>
       <w:pPr>
         <w:pStyle w:val="Heading2"/>
       </w:pPr>
@@ -293,6 +303,11 @@
       </w:r>
     </w:p>
     <w:p>
+      <w:r>
+        <w:t xml:space="preserve">EOM (tbl3UMRShm59z41JL): each punch links to one calendar month (Time Punches field EOM, fldRzRhdN0dv3OHnR). Months are created on the 15th of the month before by HR Create EOM. EOM also carries the Payroll period's time-punch checks for the whole month: MIN/MAX Date Time Punches, Time punches count, Other Rates, No Employees, No Rate, $0 Wages, No Desjardins ID and No Clock Out (counted from the Time Punches Payroll issues and b.home rate formulas) with their checks, and a Date Range Check using the period's exact rule.</w:t>
+      </w:r>
+    </w:p>
+    <w:p>
       <w:pPr>
         <w:pStyle w:val="Heading2"/>
       </w:pPr>
@@ -332,6 +347,11 @@
     </w:p>
     <w:p>
       <w:r>
+        <w:t xml:space="preserve">EOM: every new punch is also linked to the EOM covering its date, resolved in the same pass and with the same rule — a date with no EOM, or two, fails the run and imports nothing. EOM records are created by HR Create EOM; HR Create Budget week's Sunday sweep links any punch left without one.</w:t>
+      </w:r>
+    </w:p>
+    <w:p>
+      <w:r>
         <w:t xml:space="preserve">Re-running is therefore safe and is the recovery path: it picks up late-added punches and finishes a half-completed run, while never duplicating or overwriting.</w:t>
       </w:r>
     </w:p>
@@ -437,7 +457,12 @@
     </w:p>
     <w:p>
       <w:r>
-        <w:t xml:space="preserve">- "Can't give every punch a pay period": a punch date has no Payroll period, or two overlap. Nothing was imported. Run HR Create Budget week or fix the Payroll period table, then re-run.</w:t>
+        <w:t xml:space="preserve">- "Can't give every punch its Payroll period": a punch date has no Payroll period, or two overlap. Nothing was imported. Run HR Create Budget week or fix the Payroll period table, then re-run.</w:t>
+      </w:r>
+    </w:p>
+    <w:p>
+      <w:r>
+        <w:t xml:space="preserve">- "Can't give every punch its EOM": a punch date has no EOM, or two overlap. Nothing was imported. Run HR Create EOM or fix the EOM table, then re-run.</w:t>
       </w:r>
     </w:p>
     <w:p>
@@ -604,6 +629,11 @@
     <w:p>
       <w:r>
         <w:t xml:space="preserve">2026-09-10 pay period tests: a fetch for a week inside an existing period linked all 4 new punches to it; a fetch for a date no period covered failed with "no Payroll period covers" that date and imported nothing.</w:t>
+      </w:r>
+    </w:p>
+    <w:p>
+      <w:r>
+        <w:t xml:space="preserve">2026-09-17 EOM: the fetch was changed to resolve the EOM alongside the pay period; its first live run is the next fetch after that date. HR Create Budget week's sweep backfilled the EOM link on 479 existing punches, leaving none since 2026-08-01 without one. Resulting EOM checks: August 205 punches (from 2026-08-23), September Sep 1-13 with all issue counts at 0 after three test punches were deleted; Date Range reads PROBLEM for both, as expected for a month not fully imported or still in progress.</w:t>
       </w:r>
     </w:p>
     <w:p>
